--- a/backend/templates/vuelos.docx
+++ b/backend/templates/vuelos.docx
@@ -50,8 +50,6 @@
         <w:rPr>
           <w:b/>
           <w:bCs/>
-          <w:sz w:val="32"/>
-          <w:szCs w:val="32"/>
           <w:lang w:val="es-ES_tradnl"/>
         </w:rPr>
       </w:pPr>
@@ -59,8 +57,6 @@
         <w:rPr>
           <w:b/>
           <w:bCs/>
-          <w:sz w:val="32"/>
-          <w:szCs w:val="32"/>
           <w:lang w:val="es-ES_tradnl"/>
         </w:rPr>
         <w:t>DATOS GENERALES</w:t>
@@ -69,8 +65,8 @@
     <w:p>
       <w:pPr>
         <w:rPr>
-          <w:sz w:val="28"/>
-          <w:szCs w:val="28"/>
+          <w:sz w:val="22"/>
+          <w:szCs w:val="22"/>
           <w:lang w:val="es-ES_tradnl"/>
         </w:rPr>
       </w:pPr>
@@ -78,16 +74,16 @@
         <w:rPr>
           <w:b/>
           <w:bCs/>
-          <w:sz w:val="28"/>
-          <w:szCs w:val="28"/>
+          <w:sz w:val="22"/>
+          <w:szCs w:val="22"/>
           <w:lang w:val="es-ES_tradnl"/>
         </w:rPr>
         <w:t>Nombre del viaje:</w:t>
       </w:r>
       <w:r>
         <w:rPr>
-          <w:sz w:val="28"/>
-          <w:szCs w:val="28"/>
+          <w:sz w:val="22"/>
+          <w:szCs w:val="22"/>
           <w:lang w:val="es-ES_tradnl"/>
         </w:rPr>
         <w:t xml:space="preserve"> [[</w:t>
@@ -95,8 +91,8 @@
       <w:proofErr w:type="spellStart"/>
       <w:r>
         <w:rPr>
-          <w:sz w:val="28"/>
-          <w:szCs w:val="28"/>
+          <w:sz w:val="22"/>
+          <w:szCs w:val="22"/>
           <w:lang w:val="es-ES_tradnl"/>
         </w:rPr>
         <w:t>Nombre_Viaje</w:t>
@@ -104,8 +100,8 @@
       <w:proofErr w:type="spellEnd"/>
       <w:r>
         <w:rPr>
-          <w:sz w:val="28"/>
-          <w:szCs w:val="28"/>
+          <w:sz w:val="22"/>
+          <w:szCs w:val="22"/>
           <w:lang w:val="es-ES_tradnl"/>
         </w:rPr>
         <w:t>]]</w:t>
@@ -114,8 +110,8 @@
     <w:p>
       <w:pPr>
         <w:rPr>
-          <w:sz w:val="28"/>
-          <w:szCs w:val="28"/>
+          <w:sz w:val="22"/>
+          <w:szCs w:val="22"/>
           <w:lang w:val="es-ES_tradnl"/>
         </w:rPr>
       </w:pPr>
@@ -125,8 +121,6 @@
         <w:rPr>
           <w:b/>
           <w:bCs/>
-          <w:sz w:val="32"/>
-          <w:szCs w:val="32"/>
           <w:lang w:val="es-ES_tradnl"/>
         </w:rPr>
       </w:pPr>
@@ -134,8 +128,6 @@
         <w:rPr>
           <w:b/>
           <w:bCs/>
-          <w:sz w:val="32"/>
-          <w:szCs w:val="32"/>
           <w:lang w:val="es-ES_tradnl"/>
         </w:rPr>
         <w:t>TRAYECTOS</w:t>
@@ -144,15 +136,15 @@
     <w:p>
       <w:pPr>
         <w:rPr>
-          <w:sz w:val="28"/>
-          <w:szCs w:val="28"/>
-          <w:lang w:val="es-ES_tradnl"/>
-        </w:rPr>
-      </w:pPr>
-      <w:r>
-        <w:rPr>
-          <w:sz w:val="28"/>
-          <w:szCs w:val="28"/>
+          <w:sz w:val="22"/>
+          <w:szCs w:val="22"/>
+          <w:lang w:val="es-ES_tradnl"/>
+        </w:rPr>
+      </w:pPr>
+      <w:r>
+        <w:rPr>
+          <w:sz w:val="22"/>
+          <w:szCs w:val="22"/>
           <w:lang w:val="es-ES_tradnl"/>
         </w:rPr>
         <w:t>[[#vuelos]]</w:t>
@@ -161,8 +153,8 @@
     <w:p>
       <w:pPr>
         <w:rPr>
-          <w:sz w:val="28"/>
-          <w:szCs w:val="28"/>
+          <w:sz w:val="22"/>
+          <w:szCs w:val="22"/>
           <w:lang w:val="es-ES_tradnl"/>
         </w:rPr>
       </w:pPr>
@@ -170,16 +162,16 @@
         <w:rPr>
           <w:b/>
           <w:bCs/>
-          <w:sz w:val="28"/>
-          <w:szCs w:val="28"/>
+          <w:sz w:val="22"/>
+          <w:szCs w:val="22"/>
           <w:lang w:val="es-ES_tradnl"/>
         </w:rPr>
         <w:t xml:space="preserve">Origen: </w:t>
       </w:r>
       <w:r>
         <w:rPr>
-          <w:sz w:val="28"/>
-          <w:szCs w:val="28"/>
+          <w:sz w:val="22"/>
+          <w:szCs w:val="22"/>
           <w:lang w:val="es-ES_tradnl"/>
         </w:rPr>
         <w:t xml:space="preserve">[[origen]] </w:t>
@@ -188,16 +180,16 @@
         <w:rPr>
           <w:b/>
           <w:bCs/>
-          <w:sz w:val="28"/>
-          <w:szCs w:val="28"/>
+          <w:sz w:val="22"/>
+          <w:szCs w:val="22"/>
           <w:lang w:val="es-ES_tradnl"/>
         </w:rPr>
         <w:t>→ Destino:</w:t>
       </w:r>
       <w:r>
         <w:rPr>
-          <w:sz w:val="28"/>
-          <w:szCs w:val="28"/>
+          <w:sz w:val="22"/>
+          <w:szCs w:val="22"/>
           <w:lang w:val="es-ES_tradnl"/>
         </w:rPr>
         <w:t xml:space="preserve"> [[destino]]</w:t>
@@ -206,15 +198,15 @@
     <w:p>
       <w:pPr>
         <w:rPr>
-          <w:sz w:val="28"/>
-          <w:szCs w:val="28"/>
-          <w:lang w:val="es-ES_tradnl"/>
-        </w:rPr>
-      </w:pPr>
-      <w:r>
-        <w:rPr>
-          <w:sz w:val="28"/>
-          <w:szCs w:val="28"/>
+          <w:sz w:val="22"/>
+          <w:szCs w:val="22"/>
+          <w:lang w:val="es-ES_tradnl"/>
+        </w:rPr>
+      </w:pPr>
+      <w:r>
+        <w:rPr>
+          <w:sz w:val="22"/>
+          <w:szCs w:val="22"/>
           <w:lang w:val="es-ES_tradnl"/>
         </w:rPr>
         <w:t>[[/vuelos]]</w:t>
@@ -225,8 +217,6 @@
         <w:rPr>
           <w:b/>
           <w:bCs/>
-          <w:sz w:val="32"/>
-          <w:szCs w:val="32"/>
           <w:lang w:val="es-ES_tradnl"/>
         </w:rPr>
       </w:pPr>
@@ -236,8 +226,6 @@
         <w:rPr>
           <w:b/>
           <w:bCs/>
-          <w:sz w:val="32"/>
-          <w:szCs w:val="32"/>
           <w:lang w:val="es-ES_tradnl"/>
         </w:rPr>
       </w:pPr>
@@ -245,8 +233,6 @@
         <w:rPr>
           <w:b/>
           <w:bCs/>
-          <w:sz w:val="32"/>
-          <w:szCs w:val="32"/>
           <w:lang w:val="es-ES_tradnl"/>
         </w:rPr>
         <w:t>COSTOS</w:t>
@@ -255,8 +241,8 @@
     <w:p>
       <w:pPr>
         <w:rPr>
-          <w:sz w:val="28"/>
-          <w:szCs w:val="28"/>
+          <w:sz w:val="22"/>
+          <w:szCs w:val="22"/>
           <w:lang w:val="es-ES_tradnl"/>
         </w:rPr>
       </w:pPr>
@@ -264,16 +250,16 @@
         <w:rPr>
           <w:b/>
           <w:bCs/>
-          <w:sz w:val="28"/>
-          <w:szCs w:val="28"/>
+          <w:sz w:val="22"/>
+          <w:szCs w:val="22"/>
           <w:lang w:val="es-ES_tradnl"/>
         </w:rPr>
         <w:t>Costo por persona:</w:t>
       </w:r>
       <w:r>
         <w:rPr>
-          <w:sz w:val="28"/>
-          <w:szCs w:val="28"/>
+          <w:sz w:val="22"/>
+          <w:szCs w:val="22"/>
           <w:lang w:val="es-ES_tradnl"/>
         </w:rPr>
         <w:t xml:space="preserve"> [[</w:t>
@@ -281,8 +267,8 @@
       <w:proofErr w:type="spellStart"/>
       <w:r>
         <w:rPr>
-          <w:sz w:val="28"/>
-          <w:szCs w:val="28"/>
+          <w:sz w:val="22"/>
+          <w:szCs w:val="22"/>
           <w:lang w:val="es-ES_tradnl"/>
         </w:rPr>
         <w:t>costo_persona</w:t>
@@ -290,8 +276,8 @@
       <w:proofErr w:type="spellEnd"/>
       <w:r>
         <w:rPr>
-          <w:sz w:val="28"/>
-          <w:szCs w:val="28"/>
+          <w:sz w:val="22"/>
+          <w:szCs w:val="22"/>
           <w:lang w:val="es-ES_tradnl"/>
         </w:rPr>
         <w:t>]]</w:t>
@@ -300,8 +286,8 @@
     <w:p>
       <w:pPr>
         <w:rPr>
-          <w:sz w:val="28"/>
-          <w:szCs w:val="28"/>
+          <w:sz w:val="22"/>
+          <w:szCs w:val="22"/>
           <w:lang w:val="es-ES_tradnl"/>
         </w:rPr>
       </w:pPr>
@@ -309,16 +295,16 @@
         <w:rPr>
           <w:b/>
           <w:bCs/>
-          <w:sz w:val="28"/>
-          <w:szCs w:val="28"/>
+          <w:sz w:val="22"/>
+          <w:szCs w:val="22"/>
           <w:lang w:val="es-ES_tradnl"/>
         </w:rPr>
         <w:t>Costo total:</w:t>
       </w:r>
       <w:r>
         <w:rPr>
-          <w:sz w:val="28"/>
-          <w:szCs w:val="28"/>
+          <w:sz w:val="22"/>
+          <w:szCs w:val="22"/>
           <w:lang w:val="es-ES_tradnl"/>
         </w:rPr>
         <w:t xml:space="preserve"> [[</w:t>
@@ -326,8 +312,8 @@
       <w:proofErr w:type="spellStart"/>
       <w:r>
         <w:rPr>
-          <w:sz w:val="28"/>
-          <w:szCs w:val="28"/>
+          <w:sz w:val="22"/>
+          <w:szCs w:val="22"/>
           <w:lang w:val="es-ES_tradnl"/>
         </w:rPr>
         <w:t>costo_total</w:t>
@@ -335,8 +321,8 @@
       <w:proofErr w:type="spellEnd"/>
       <w:r>
         <w:rPr>
-          <w:sz w:val="28"/>
-          <w:szCs w:val="28"/>
+          <w:sz w:val="22"/>
+          <w:szCs w:val="22"/>
           <w:lang w:val="es-ES_tradnl"/>
         </w:rPr>
         <w:t>]]</w:t>
@@ -536,53 +522,53 @@
           <w:sz w:val="22"/>
           <w:szCs w:val="22"/>
         </w:rPr>
+        <w:t>•</w:t>
+      </w:r>
+      <w:r>
+        <w:rPr>
+          <w:rFonts w:ascii="Segoe UI Symbol" w:hAnsi="Segoe UI Symbol" w:cs="Segoe UI Symbol"/>
+          <w:sz w:val="22"/>
+          <w:szCs w:val="22"/>
+        </w:rPr>
+        <w:t>⁠</w:t>
+      </w:r>
+      <w:r>
+        <w:rPr>
+          <w:sz w:val="22"/>
+          <w:szCs w:val="22"/>
+        </w:rPr>
+        <w:t xml:space="preserve">  </w:t>
+      </w:r>
+      <w:r>
+        <w:rPr>
+          <w:rFonts w:ascii="Segoe UI Symbol" w:hAnsi="Segoe UI Symbol" w:cs="Segoe UI Symbol"/>
+          <w:sz w:val="22"/>
+          <w:szCs w:val="22"/>
+        </w:rPr>
+        <w:t>⁠</w:t>
+      </w:r>
+      <w:r>
+        <w:rPr>
+          <w:sz w:val="22"/>
+          <w:szCs w:val="22"/>
+        </w:rPr>
+        <w:t>Dar seguimiento a sus consultas, quejas y/o sugerencias y permitir una comunicación eficaz y dar mayor agilidad a sus solicitudes de servicios.</w:t>
+      </w:r>
+    </w:p>
+    <w:p>
+      <w:pPr>
+        <w:jc w:val="both"/>
+        <w:rPr>
+          <w:sz w:val="22"/>
+          <w:szCs w:val="22"/>
+        </w:rPr>
+      </w:pPr>
+      <w:r>
+        <w:rPr>
+          <w:sz w:val="22"/>
+          <w:szCs w:val="22"/>
+        </w:rPr>
         <w:lastRenderedPageBreak/>
-        <w:t>•</w:t>
-      </w:r>
-      <w:r>
-        <w:rPr>
-          <w:rFonts w:ascii="Segoe UI Symbol" w:hAnsi="Segoe UI Symbol" w:cs="Segoe UI Symbol"/>
-          <w:sz w:val="22"/>
-          <w:szCs w:val="22"/>
-        </w:rPr>
-        <w:t>⁠</w:t>
-      </w:r>
-      <w:r>
-        <w:rPr>
-          <w:sz w:val="22"/>
-          <w:szCs w:val="22"/>
-        </w:rPr>
-        <w:t xml:space="preserve">  </w:t>
-      </w:r>
-      <w:r>
-        <w:rPr>
-          <w:rFonts w:ascii="Segoe UI Symbol" w:hAnsi="Segoe UI Symbol" w:cs="Segoe UI Symbol"/>
-          <w:sz w:val="22"/>
-          <w:szCs w:val="22"/>
-        </w:rPr>
-        <w:t>⁠</w:t>
-      </w:r>
-      <w:r>
-        <w:rPr>
-          <w:sz w:val="22"/>
-          <w:szCs w:val="22"/>
-        </w:rPr>
-        <w:t>Dar seguimiento a sus consultas, quejas y/o sugerencias y permitir una comunicación eficaz y dar mayor agilidad a sus solicitudes de servicios.</w:t>
-      </w:r>
-    </w:p>
-    <w:p>
-      <w:pPr>
-        <w:jc w:val="both"/>
-        <w:rPr>
-          <w:sz w:val="22"/>
-          <w:szCs w:val="22"/>
-        </w:rPr>
-      </w:pPr>
-      <w:r>
-        <w:rPr>
-          <w:sz w:val="22"/>
-          <w:szCs w:val="22"/>
-        </w:rPr>
         <w:t>•</w:t>
       </w:r>
       <w:r>
@@ -920,23 +906,23 @@
           <w:sz w:val="22"/>
           <w:szCs w:val="22"/>
         </w:rPr>
+        <w:t xml:space="preserve">Si el cliente desea cancelar su viaje por cuenta propia Agencia de Viajes FLORAMI no reembolsa dicho deposito y anticipo del viaje. </w:t>
+      </w:r>
+    </w:p>
+    <w:p>
+      <w:pPr>
+        <w:jc w:val="both"/>
+        <w:rPr>
+          <w:sz w:val="22"/>
+          <w:szCs w:val="22"/>
+        </w:rPr>
+      </w:pPr>
+      <w:r>
+        <w:rPr>
+          <w:sz w:val="22"/>
+          <w:szCs w:val="22"/>
+        </w:rPr>
         <w:lastRenderedPageBreak/>
-        <w:t xml:space="preserve">Si el cliente desea cancelar su viaje por cuenta propia Agencia de Viajes FLORAMI no reembolsa dicho deposito y anticipo del viaje. </w:t>
-      </w:r>
-    </w:p>
-    <w:p>
-      <w:pPr>
-        <w:jc w:val="both"/>
-        <w:rPr>
-          <w:sz w:val="22"/>
-          <w:szCs w:val="22"/>
-        </w:rPr>
-      </w:pPr>
-      <w:r>
-        <w:rPr>
-          <w:sz w:val="22"/>
-          <w:szCs w:val="22"/>
-        </w:rPr>
         <w:t>Las líneas aéreas se reservan el derecho de realizar cambios de itinerarios sin previo aviso así mismo como las navieras. Agencia de Viajes FLORAMI no hace reembolsos por dicha acción.</w:t>
       </w:r>
     </w:p>

--- a/backend/templates/vuelos.docx
+++ b/backend/templates/vuelos.docx
@@ -20,8 +20,8 @@
         <w:rPr>
           <w:b/>
           <w:bCs/>
-          <w:sz w:val="36"/>
-          <w:szCs w:val="36"/>
+          <w:sz w:val="28"/>
+          <w:szCs w:val="28"/>
           <w:lang w:val="es-ES_tradnl"/>
         </w:rPr>
       </w:pPr>
@@ -29,20 +29,20 @@
         <w:rPr>
           <w:b/>
           <w:bCs/>
-          <w:sz w:val="36"/>
-          <w:szCs w:val="36"/>
-          <w:lang w:val="es-ES_tradnl"/>
-        </w:rPr>
-        <w:t>COTIZACIÓN DE VUELOS</w:t>
-      </w:r>
-    </w:p>
-    <w:p>
-      <w:pPr>
-        <w:rPr>
           <w:sz w:val="28"/>
           <w:szCs w:val="28"/>
           <w:lang w:val="es-ES_tradnl"/>
         </w:rPr>
+        <w:t>COTIZACIÓN DE VUELOS</w:t>
+      </w:r>
+    </w:p>
+    <w:p>
+      <w:pPr>
+        <w:rPr>
+          <w:sz w:val="28"/>
+          <w:szCs w:val="28"/>
+          <w:lang w:val="es-ES_tradnl"/>
+        </w:rPr>
       </w:pPr>
     </w:p>
     <w:p>
@@ -50,6 +50,8 @@
         <w:rPr>
           <w:b/>
           <w:bCs/>
+          <w:sz w:val="28"/>
+          <w:szCs w:val="28"/>
           <w:lang w:val="es-ES_tradnl"/>
         </w:rPr>
       </w:pPr>
@@ -57,9 +59,46 @@
         <w:rPr>
           <w:b/>
           <w:bCs/>
+          <w:sz w:val="28"/>
+          <w:szCs w:val="28"/>
           <w:lang w:val="es-ES_tradnl"/>
         </w:rPr>
         <w:t>DATOS GENERALES</w:t>
+      </w:r>
+    </w:p>
+    <w:p>
+      <w:pPr>
+        <w:rPr>
+          <w:lang w:val="es-ES_tradnl"/>
+        </w:rPr>
+      </w:pPr>
+      <w:r>
+        <w:rPr>
+          <w:b/>
+          <w:bCs/>
+          <w:lang w:val="es-ES_tradnl"/>
+        </w:rPr>
+        <w:t>Nombre del viaje:</w:t>
+      </w:r>
+      <w:r>
+        <w:rPr>
+          <w:lang w:val="es-ES_tradnl"/>
+        </w:rPr>
+        <w:t xml:space="preserve"> [[</w:t>
+      </w:r>
+      <w:proofErr w:type="spellStart"/>
+      <w:r>
+        <w:rPr>
+          <w:lang w:val="es-ES_tradnl"/>
+        </w:rPr>
+        <w:t>Nombre_Viaje</w:t>
+      </w:r>
+      <w:proofErr w:type="spellEnd"/>
+      <w:r>
+        <w:rPr>
+          <w:lang w:val="es-ES_tradnl"/>
+        </w:rPr>
+        <w:t>]]</w:t>
       </w:r>
     </w:p>
     <w:p>
@@ -70,92 +109,203 @@
           <w:lang w:val="es-ES_tradnl"/>
         </w:rPr>
       </w:pPr>
-      <w:r>
+    </w:p>
+    <w:p>
+      <w:pPr>
+        <w:rPr>
+          <w:b/>
+          <w:bCs/>
+          <w:sz w:val="28"/>
+          <w:szCs w:val="28"/>
+          <w:lang w:val="es-ES_tradnl"/>
+        </w:rPr>
+      </w:pPr>
+      <w:r>
+        <w:rPr>
+          <w:b/>
+          <w:bCs/>
+          <w:sz w:val="28"/>
+          <w:szCs w:val="28"/>
+          <w:lang w:val="es-ES_tradnl"/>
+        </w:rPr>
+        <w:t>TRAYECTOS</w:t>
+      </w:r>
+    </w:p>
+    <w:p>
+      <w:pPr>
+        <w:rPr>
+          <w:lang w:val="es-ES_tradnl"/>
+        </w:rPr>
+      </w:pPr>
+      <w:r>
+        <w:rPr>
+          <w:lang w:val="es-ES_tradnl"/>
+        </w:rPr>
+        <w:t>[[#vuelos]]</w:t>
+      </w:r>
+    </w:p>
+    <w:p>
+      <w:pPr>
+        <w:rPr>
+          <w:lang w:val="es-ES_tradnl"/>
+        </w:rPr>
+      </w:pPr>
+      <w:r>
+        <w:rPr>
+          <w:b/>
+          <w:bCs/>
+          <w:lang w:val="es-ES_tradnl"/>
+        </w:rPr>
+        <w:t xml:space="preserve">Origen: </w:t>
+      </w:r>
+      <w:r>
+        <w:rPr>
+          <w:lang w:val="es-ES_tradnl"/>
+        </w:rPr>
+        <w:t xml:space="preserve">[[origen]] </w:t>
+      </w:r>
+      <w:r>
+        <w:rPr>
+          <w:b/>
+          <w:bCs/>
+          <w:lang w:val="es-ES_tradnl"/>
+        </w:rPr>
+        <w:t>→ Destino:</w:t>
+      </w:r>
+      <w:r>
+        <w:rPr>
+          <w:lang w:val="es-ES_tradnl"/>
+        </w:rPr>
+        <w:t xml:space="preserve"> [[destino]]</w:t>
+      </w:r>
+    </w:p>
+    <w:p>
+      <w:pPr>
+        <w:rPr>
+          <w:lang w:val="es-ES_tradnl"/>
+        </w:rPr>
+      </w:pPr>
+      <w:r>
+        <w:rPr>
+          <w:lang w:val="es-ES_tradnl"/>
+        </w:rPr>
+        <w:t>[[/vuelos]]</w:t>
+      </w:r>
+    </w:p>
+    <w:p>
+      <w:pPr>
+        <w:rPr>
+          <w:b/>
+          <w:bCs/>
+          <w:lang w:val="es-ES_tradnl"/>
+        </w:rPr>
+      </w:pPr>
+    </w:p>
+    <w:p>
+      <w:pPr>
+        <w:rPr>
+          <w:b/>
+          <w:bCs/>
+          <w:sz w:val="28"/>
+          <w:szCs w:val="28"/>
+          <w:lang w:val="es-ES_tradnl"/>
+        </w:rPr>
+      </w:pPr>
+      <w:r>
+        <w:rPr>
+          <w:b/>
+          <w:bCs/>
+          <w:sz w:val="28"/>
+          <w:szCs w:val="28"/>
+          <w:lang w:val="es-ES_tradnl"/>
+        </w:rPr>
+        <w:t>COSTOS</w:t>
+      </w:r>
+    </w:p>
+    <w:p>
+      <w:pPr>
+        <w:rPr>
+          <w:lang w:val="es-ES_tradnl"/>
+        </w:rPr>
+      </w:pPr>
+      <w:r>
+        <w:rPr>
+          <w:b/>
+          <w:bCs/>
+          <w:lang w:val="es-ES_tradnl"/>
+        </w:rPr>
+        <w:t>Costo por persona:</w:t>
+      </w:r>
+      <w:r>
+        <w:rPr>
+          <w:lang w:val="es-ES_tradnl"/>
+        </w:rPr>
+        <w:t xml:space="preserve"> [[</w:t>
+      </w:r>
+      <w:proofErr w:type="spellStart"/>
+      <w:r>
+        <w:rPr>
+          <w:lang w:val="es-ES_tradnl"/>
+        </w:rPr>
+        <w:t>costo_persona</w:t>
+      </w:r>
+      <w:proofErr w:type="spellEnd"/>
+      <w:r>
+        <w:rPr>
+          <w:lang w:val="es-ES_tradnl"/>
+        </w:rPr>
+        <w:t>]]</w:t>
+      </w:r>
+    </w:p>
+    <w:p>
+      <w:pPr>
+        <w:rPr>
+          <w:lang w:val="es-ES_tradnl"/>
+        </w:rPr>
+      </w:pPr>
+      <w:r>
+        <w:rPr>
+          <w:b/>
+          <w:bCs/>
+          <w:lang w:val="es-ES_tradnl"/>
+        </w:rPr>
+        <w:t>Costo total:</w:t>
+      </w:r>
+      <w:r>
+        <w:rPr>
+          <w:lang w:val="es-ES_tradnl"/>
+        </w:rPr>
+        <w:t xml:space="preserve"> [[</w:t>
+      </w:r>
+      <w:proofErr w:type="spellStart"/>
+      <w:r>
+        <w:rPr>
+          <w:lang w:val="es-ES_tradnl"/>
+        </w:rPr>
+        <w:t>costo_total</w:t>
+      </w:r>
+      <w:proofErr w:type="spellEnd"/>
+      <w:r>
+        <w:rPr>
+          <w:lang w:val="es-ES_tradnl"/>
+        </w:rPr>
+        <w:t>]]</w:t>
+      </w:r>
+    </w:p>
+    <w:p>
+      <w:pPr>
+        <w:rPr>
+          <w:lang w:val="es-ES_tradnl"/>
+        </w:rPr>
+      </w:pPr>
+    </w:p>
+    <w:p>
+      <w:pPr>
         <w:rPr>
           <w:b/>
           <w:bCs/>
           <w:sz w:val="22"/>
           <w:szCs w:val="22"/>
-          <w:lang w:val="es-ES_tradnl"/>
-        </w:rPr>
-        <w:t>Nombre del viaje:</w:t>
-      </w:r>
-      <w:r>
-        <w:rPr>
-          <w:sz w:val="22"/>
-          <w:szCs w:val="22"/>
-          <w:lang w:val="es-ES_tradnl"/>
-        </w:rPr>
-        <w:t xml:space="preserve"> [[</w:t>
-      </w:r>
-      <w:proofErr w:type="spellStart"/>
-      <w:r>
-        <w:rPr>
-          <w:sz w:val="22"/>
-          <w:szCs w:val="22"/>
-          <w:lang w:val="es-ES_tradnl"/>
-        </w:rPr>
-        <w:t>Nombre_Viaje</w:t>
-      </w:r>
-      <w:proofErr w:type="spellEnd"/>
-      <w:r>
-        <w:rPr>
-          <w:sz w:val="22"/>
-          <w:szCs w:val="22"/>
-          <w:lang w:val="es-ES_tradnl"/>
-        </w:rPr>
-        <w:t>]]</w:t>
-      </w:r>
-    </w:p>
-    <w:p>
-      <w:pPr>
-        <w:rPr>
-          <w:sz w:val="22"/>
-          <w:szCs w:val="22"/>
-          <w:lang w:val="es-ES_tradnl"/>
-        </w:rPr>
-      </w:pPr>
-    </w:p>
-    <w:p>
-      <w:pPr>
-        <w:rPr>
-          <w:b/>
-          <w:bCs/>
-          <w:lang w:val="es-ES_tradnl"/>
-        </w:rPr>
-      </w:pPr>
-      <w:r>
-        <w:rPr>
-          <w:b/>
-          <w:bCs/>
-          <w:lang w:val="es-ES_tradnl"/>
-        </w:rPr>
-        <w:t>TRAYECTOS</w:t>
-      </w:r>
-    </w:p>
-    <w:p>
-      <w:pPr>
-        <w:rPr>
-          <w:sz w:val="22"/>
-          <w:szCs w:val="22"/>
-          <w:lang w:val="es-ES_tradnl"/>
-        </w:rPr>
-      </w:pPr>
-      <w:r>
-        <w:rPr>
-          <w:sz w:val="22"/>
-          <w:szCs w:val="22"/>
-          <w:lang w:val="es-ES_tradnl"/>
-        </w:rPr>
-        <w:t>[[#vuelos]]</w:t>
-      </w:r>
-    </w:p>
-    <w:p>
-      <w:pPr>
-        <w:rPr>
-          <w:sz w:val="22"/>
-          <w:szCs w:val="22"/>
-          <w:lang w:val="es-ES_tradnl"/>
         </w:rPr>
       </w:pPr>
       <w:r>
@@ -164,65 +314,119 @@
           <w:bCs/>
           <w:sz w:val="22"/>
           <w:szCs w:val="22"/>
-          <w:lang w:val="es-ES_tradnl"/>
-        </w:rPr>
-        <w:t xml:space="preserve">Origen: </w:t>
-      </w:r>
-      <w:r>
-        <w:rPr>
-          <w:sz w:val="22"/>
-          <w:szCs w:val="22"/>
-          <w:lang w:val="es-ES_tradnl"/>
-        </w:rPr>
-        <w:t xml:space="preserve">[[origen]] </w:t>
-      </w:r>
-      <w:r>
+        </w:rPr>
+        <w:br w:type="page"/>
+      </w:r>
+    </w:p>
+    <w:p>
+      <w:pPr>
+        <w:jc w:val="center"/>
         <w:rPr>
           <w:b/>
           <w:bCs/>
           <w:sz w:val="22"/>
           <w:szCs w:val="22"/>
-          <w:lang w:val="es-ES_tradnl"/>
-        </w:rPr>
-        <w:t>→ Destino:</w:t>
-      </w:r>
-      <w:r>
-        <w:rPr>
-          <w:sz w:val="22"/>
-          <w:szCs w:val="22"/>
-          <w:lang w:val="es-ES_tradnl"/>
-        </w:rPr>
-        <w:t xml:space="preserve"> [[destino]]</w:t>
-      </w:r>
-    </w:p>
-    <w:p>
-      <w:pPr>
-        <w:rPr>
-          <w:sz w:val="22"/>
-          <w:szCs w:val="22"/>
-          <w:lang w:val="es-ES_tradnl"/>
-        </w:rPr>
-      </w:pPr>
-      <w:r>
-        <w:rPr>
-          <w:sz w:val="22"/>
-          <w:szCs w:val="22"/>
-          <w:lang w:val="es-ES_tradnl"/>
-        </w:rPr>
-        <w:t>[[/vuelos]]</w:t>
-      </w:r>
-    </w:p>
-    <w:p>
-      <w:pPr>
+        </w:rPr>
+      </w:pPr>
+      <w:r>
         <w:rPr>
           <w:b/>
           <w:bCs/>
-          <w:lang w:val="es-ES_tradnl"/>
-        </w:rPr>
-      </w:pPr>
-    </w:p>
-    <w:p>
-      <w:pPr>
+          <w:sz w:val="28"/>
+          <w:szCs w:val="28"/>
+          <w:lang w:val="es-ES_tradnl"/>
+        </w:rPr>
+        <w:lastRenderedPageBreak/>
+        <w:t>CONDICIONES GENERALES DE LA COTIZACIÓN</w:t>
+      </w:r>
+    </w:p>
+    <w:p>
+      <w:pPr>
+        <w:jc w:val="both"/>
+        <w:rPr>
+          <w:lang w:val="es-ES_tradnl"/>
+        </w:rPr>
+      </w:pPr>
+      <w:r>
+        <w:rPr>
+          <w:lang w:val="es-ES_tradnl"/>
+        </w:rPr>
+        <w:t>La presente cotización tiene carácter informativo y no constituye una confirmación definitiva de servicios ni disponibilidad hasta el momento de su contratación formal.</w:t>
+      </w:r>
+    </w:p>
+    <w:p>
+      <w:pPr>
+        <w:jc w:val="both"/>
+        <w:rPr>
+          <w:lang w:val="es-ES_tradnl"/>
+        </w:rPr>
+      </w:pPr>
+      <w:r>
+        <w:rPr>
+          <w:lang w:val="es-ES_tradnl"/>
+        </w:rPr>
+        <w:t>Las tarifas, servicios, disponibilidad y condiciones aquí descritas están sujetas a cambio sin previo aviso, de acuerdo con la variación de tarifas por parte de proveedores, disponibilidad al momento de la reserva, tipo de cambio y condiciones del mercado.</w:t>
+      </w:r>
+    </w:p>
+    <w:p>
+      <w:pPr>
+        <w:jc w:val="both"/>
+        <w:rPr>
+          <w:lang w:val="es-ES_tradnl"/>
+        </w:rPr>
+      </w:pPr>
+      <w:r>
+        <w:rPr>
+          <w:lang w:val="es-ES_tradnl"/>
+        </w:rPr>
+        <w:t>Los precios indicados están expresados conforme a la información vigente al momento de la elaboración de esta cotización y podrán modificarse hasta no recibir confirmación por escrito y/o el pago correspondiente.</w:t>
+      </w:r>
+    </w:p>
+    <w:p>
+      <w:pPr>
+        <w:jc w:val="both"/>
+        <w:rPr>
+          <w:lang w:val="es-ES_tradnl"/>
+        </w:rPr>
+      </w:pPr>
+      <w:r>
+        <w:rPr>
+          <w:lang w:val="es-ES_tradnl"/>
+        </w:rPr>
+        <w:t>La disponibilidad de los servicios cotizados no está garantizada hasta el momento de la reserva en firme. Se recomienda realizar la confirmación a la brevedad para asegurar las condiciones aquí presentadas.</w:t>
+      </w:r>
+    </w:p>
+    <w:p>
+      <w:pPr>
+        <w:jc w:val="both"/>
+        <w:rPr>
+          <w:lang w:val="es-ES_tradnl"/>
+        </w:rPr>
+      </w:pPr>
+      <w:r>
+        <w:rPr>
+          <w:lang w:val="es-ES_tradnl"/>
+        </w:rPr>
+        <w:t>Cualquier modificación en itinerarios, fechas, número de pasajeros o servicios solicitados podrá generar ajustes en tarifas y condiciones</w:t>
+      </w:r>
+      <w:r>
+        <w:rPr>
+          <w:lang w:val="es-ES_tradnl"/>
+        </w:rPr>
+        <w:t>.</w:t>
+      </w:r>
+    </w:p>
+    <w:p>
+      <w:pPr>
+        <w:jc w:val="both"/>
+        <w:rPr>
+          <w:lang w:val="es-ES_tradnl"/>
+        </w:rPr>
+      </w:pPr>
+    </w:p>
+    <w:p>
+      <w:pPr>
+        <w:jc w:val="center"/>
         <w:rPr>
           <w:b/>
           <w:bCs/>
@@ -235,122 +439,32 @@
           <w:bCs/>
           <w:lang w:val="es-ES_tradnl"/>
         </w:rPr>
-        <w:t>COSTOS</w:t>
-      </w:r>
-    </w:p>
-    <w:p>
-      <w:pPr>
-        <w:rPr>
-          <w:sz w:val="22"/>
-          <w:szCs w:val="22"/>
-          <w:lang w:val="es-ES_tradnl"/>
-        </w:rPr>
-      </w:pPr>
-      <w:r>
+        <w:t>Agradecemos la oportunidad de atenderle y quedamos a sus órdenes para cualquier aclaración o ajuste requerido</w:t>
+      </w:r>
+    </w:p>
+    <w:p>
+      <w:pPr>
+        <w:rPr>
+          <w:lang w:val="es-ES_tradnl"/>
+        </w:rPr>
+      </w:pPr>
+    </w:p>
+    <w:p>
+      <w:pPr>
+        <w:jc w:val="center"/>
         <w:rPr>
           <w:b/>
           <w:bCs/>
-          <w:sz w:val="22"/>
-          <w:szCs w:val="22"/>
-          <w:lang w:val="es-ES_tradnl"/>
-        </w:rPr>
-        <w:t>Costo por persona:</w:t>
-      </w:r>
-      <w:r>
-        <w:rPr>
-          <w:sz w:val="22"/>
-          <w:szCs w:val="22"/>
-          <w:lang w:val="es-ES_tradnl"/>
-        </w:rPr>
-        <w:t xml:space="preserve"> [[</w:t>
-      </w:r>
-      <w:proofErr w:type="spellStart"/>
-      <w:r>
-        <w:rPr>
-          <w:sz w:val="22"/>
-          <w:szCs w:val="22"/>
-          <w:lang w:val="es-ES_tradnl"/>
-        </w:rPr>
-        <w:t>costo_persona</w:t>
-      </w:r>
-      <w:proofErr w:type="spellEnd"/>
-      <w:r>
-        <w:rPr>
-          <w:sz w:val="22"/>
-          <w:szCs w:val="22"/>
-          <w:lang w:val="es-ES_tradnl"/>
-        </w:rPr>
-        <w:t>]]</w:t>
-      </w:r>
-    </w:p>
-    <w:p>
-      <w:pPr>
-        <w:rPr>
-          <w:sz w:val="22"/>
-          <w:szCs w:val="22"/>
-          <w:lang w:val="es-ES_tradnl"/>
+          <w:sz w:val="18"/>
+          <w:szCs w:val="18"/>
         </w:rPr>
       </w:pPr>
       <w:r>
         <w:rPr>
           <w:b/>
           <w:bCs/>
-          <w:sz w:val="22"/>
-          <w:szCs w:val="22"/>
-          <w:lang w:val="es-ES_tradnl"/>
-        </w:rPr>
-        <w:t>Costo total:</w:t>
-      </w:r>
-      <w:r>
-        <w:rPr>
-          <w:sz w:val="22"/>
-          <w:szCs w:val="22"/>
-          <w:lang w:val="es-ES_tradnl"/>
-        </w:rPr>
-        <w:t xml:space="preserve"> [[</w:t>
-      </w:r>
-      <w:proofErr w:type="spellStart"/>
-      <w:r>
-        <w:rPr>
-          <w:sz w:val="22"/>
-          <w:szCs w:val="22"/>
-          <w:lang w:val="es-ES_tradnl"/>
-        </w:rPr>
-        <w:t>costo_total</w:t>
-      </w:r>
-      <w:proofErr w:type="spellEnd"/>
-      <w:r>
-        <w:rPr>
-          <w:sz w:val="22"/>
-          <w:szCs w:val="22"/>
-          <w:lang w:val="es-ES_tradnl"/>
-        </w:rPr>
-        <w:t>]]</w:t>
-      </w:r>
-    </w:p>
-    <w:p>
-      <w:pPr>
-        <w:rPr>
-          <w:lang w:val="es-ES_tradnl"/>
-        </w:rPr>
-      </w:pPr>
-    </w:p>
-    <w:p>
-      <w:pPr>
-        <w:jc w:val="center"/>
-        <w:rPr>
-          <w:b/>
-          <w:bCs/>
-          <w:sz w:val="22"/>
-          <w:szCs w:val="22"/>
-        </w:rPr>
-      </w:pPr>
-      <w:r>
-        <w:rPr>
-          <w:b/>
-          <w:bCs/>
-          <w:sz w:val="22"/>
-          <w:szCs w:val="22"/>
+          <w:sz w:val="18"/>
+          <w:szCs w:val="18"/>
         </w:rPr>
         <w:t>AVISO DE PRIVACIDAD DE “FLORAMI S.A. DE C.V.”</w:t>
       </w:r>
@@ -359,14 +473,14 @@
       <w:pPr>
         <w:jc w:val="both"/>
         <w:rPr>
-          <w:sz w:val="22"/>
-          <w:szCs w:val="22"/>
-        </w:rPr>
-      </w:pPr>
-      <w:r>
-        <w:rPr>
-          <w:sz w:val="22"/>
-          <w:szCs w:val="22"/>
+          <w:sz w:val="15"/>
+          <w:szCs w:val="15"/>
+        </w:rPr>
+      </w:pPr>
+      <w:r>
+        <w:rPr>
+          <w:sz w:val="15"/>
+          <w:szCs w:val="15"/>
         </w:rPr>
         <w:t xml:space="preserve">VIAJES FLORAMI, Con oficinas ubicadas en: Avenida Cruz del Sur # 3689 local 2 C, 45088, Zapopan, Jalisco, México; es el responsable del uso y protección de sus datos personales, y serán utilizados para las siguientes finalidades principales: </w:t>
       </w:r>
@@ -375,44 +489,44 @@
       <w:pPr>
         <w:jc w:val="both"/>
         <w:rPr>
-          <w:sz w:val="22"/>
-          <w:szCs w:val="22"/>
-        </w:rPr>
-      </w:pPr>
-      <w:r>
-        <w:rPr>
-          <w:sz w:val="22"/>
-          <w:szCs w:val="22"/>
+          <w:sz w:val="15"/>
+          <w:szCs w:val="15"/>
+        </w:rPr>
+      </w:pPr>
+      <w:r>
+        <w:rPr>
+          <w:sz w:val="15"/>
+          <w:szCs w:val="15"/>
         </w:rPr>
         <w:t>•</w:t>
       </w:r>
       <w:r>
         <w:rPr>
           <w:rFonts w:ascii="Segoe UI Symbol" w:hAnsi="Segoe UI Symbol" w:cs="Segoe UI Symbol"/>
-          <w:sz w:val="22"/>
-          <w:szCs w:val="22"/>
+          <w:sz w:val="15"/>
+          <w:szCs w:val="15"/>
         </w:rPr>
         <w:t>⁠</w:t>
       </w:r>
       <w:r>
         <w:rPr>
-          <w:sz w:val="22"/>
-          <w:szCs w:val="22"/>
+          <w:sz w:val="15"/>
+          <w:szCs w:val="15"/>
         </w:rPr>
         <w:t xml:space="preserve">  </w:t>
       </w:r>
       <w:r>
         <w:rPr>
           <w:rFonts w:ascii="Segoe UI Symbol" w:hAnsi="Segoe UI Symbol" w:cs="Segoe UI Symbol"/>
-          <w:sz w:val="22"/>
-          <w:szCs w:val="22"/>
+          <w:sz w:val="15"/>
+          <w:szCs w:val="15"/>
         </w:rPr>
         <w:t>⁠</w:t>
       </w:r>
       <w:r>
         <w:rPr>
-          <w:sz w:val="22"/>
-          <w:szCs w:val="22"/>
+          <w:sz w:val="15"/>
+          <w:szCs w:val="15"/>
         </w:rPr>
         <w:t>Validar y/o verificar su identidad. Compra de boletos de avión y venta de paquetes de viajes vacacionales.</w:t>
       </w:r>
@@ -421,44 +535,44 @@
       <w:pPr>
         <w:jc w:val="both"/>
         <w:rPr>
-          <w:sz w:val="22"/>
-          <w:szCs w:val="22"/>
-        </w:rPr>
-      </w:pPr>
-      <w:r>
-        <w:rPr>
-          <w:sz w:val="22"/>
-          <w:szCs w:val="22"/>
+          <w:sz w:val="15"/>
+          <w:szCs w:val="15"/>
+        </w:rPr>
+      </w:pPr>
+      <w:r>
+        <w:rPr>
+          <w:sz w:val="15"/>
+          <w:szCs w:val="15"/>
         </w:rPr>
         <w:t>•</w:t>
       </w:r>
       <w:r>
         <w:rPr>
           <w:rFonts w:ascii="Segoe UI Symbol" w:hAnsi="Segoe UI Symbol" w:cs="Segoe UI Symbol"/>
-          <w:sz w:val="22"/>
-          <w:szCs w:val="22"/>
+          <w:sz w:val="15"/>
+          <w:szCs w:val="15"/>
         </w:rPr>
         <w:t>⁠</w:t>
       </w:r>
       <w:r>
         <w:rPr>
-          <w:sz w:val="22"/>
-          <w:szCs w:val="22"/>
+          <w:sz w:val="15"/>
+          <w:szCs w:val="15"/>
         </w:rPr>
         <w:t xml:space="preserve">  </w:t>
       </w:r>
       <w:r>
         <w:rPr>
           <w:rFonts w:ascii="Segoe UI Symbol" w:hAnsi="Segoe UI Symbol" w:cs="Segoe UI Symbol"/>
-          <w:sz w:val="22"/>
-          <w:szCs w:val="22"/>
+          <w:sz w:val="15"/>
+          <w:szCs w:val="15"/>
         </w:rPr>
         <w:t>⁠</w:t>
       </w:r>
       <w:r>
         <w:rPr>
-          <w:sz w:val="22"/>
-          <w:szCs w:val="22"/>
+          <w:sz w:val="15"/>
+          <w:szCs w:val="15"/>
         </w:rPr>
         <w:t>Procesar y realizar cobros, así como emisión de facturas correspondientes. gestiones de pagos que sean necesarios incluyendo sin limitar la ejecución de pagarés, o cualquier otro procedimiento civil o mercantil de cobranza</w:t>
       </w:r>
@@ -467,44 +581,44 @@
       <w:pPr>
         <w:jc w:val="both"/>
         <w:rPr>
-          <w:sz w:val="22"/>
-          <w:szCs w:val="22"/>
-        </w:rPr>
-      </w:pPr>
-      <w:r>
-        <w:rPr>
-          <w:sz w:val="22"/>
-          <w:szCs w:val="22"/>
+          <w:sz w:val="15"/>
+          <w:szCs w:val="15"/>
+        </w:rPr>
+      </w:pPr>
+      <w:r>
+        <w:rPr>
+          <w:sz w:val="15"/>
+          <w:szCs w:val="15"/>
         </w:rPr>
         <w:t>•</w:t>
       </w:r>
       <w:r>
         <w:rPr>
           <w:rFonts w:ascii="Segoe UI Symbol" w:hAnsi="Segoe UI Symbol" w:cs="Segoe UI Symbol"/>
-          <w:sz w:val="22"/>
-          <w:szCs w:val="22"/>
+          <w:sz w:val="15"/>
+          <w:szCs w:val="15"/>
         </w:rPr>
         <w:t>⁠</w:t>
       </w:r>
       <w:r>
         <w:rPr>
-          <w:sz w:val="22"/>
-          <w:szCs w:val="22"/>
+          <w:sz w:val="15"/>
+          <w:szCs w:val="15"/>
         </w:rPr>
         <w:t xml:space="preserve">  </w:t>
       </w:r>
       <w:r>
         <w:rPr>
           <w:rFonts w:ascii="Segoe UI Symbol" w:hAnsi="Segoe UI Symbol" w:cs="Segoe UI Symbol"/>
-          <w:sz w:val="22"/>
-          <w:szCs w:val="22"/>
+          <w:sz w:val="15"/>
+          <w:szCs w:val="15"/>
         </w:rPr>
         <w:t>⁠</w:t>
       </w:r>
       <w:r>
         <w:rPr>
-          <w:sz w:val="22"/>
-          <w:szCs w:val="22"/>
+          <w:sz w:val="15"/>
+          <w:szCs w:val="15"/>
         </w:rPr>
         <w:t>Participación a incentivos/programas y/o promociones</w:t>
       </w:r>
@@ -513,44 +627,44 @@
       <w:pPr>
         <w:jc w:val="both"/>
         <w:rPr>
-          <w:sz w:val="22"/>
-          <w:szCs w:val="22"/>
-        </w:rPr>
-      </w:pPr>
-      <w:r>
-        <w:rPr>
-          <w:sz w:val="22"/>
-          <w:szCs w:val="22"/>
+          <w:sz w:val="15"/>
+          <w:szCs w:val="15"/>
+        </w:rPr>
+      </w:pPr>
+      <w:r>
+        <w:rPr>
+          <w:sz w:val="15"/>
+          <w:szCs w:val="15"/>
         </w:rPr>
         <w:t>•</w:t>
       </w:r>
       <w:r>
         <w:rPr>
           <w:rFonts w:ascii="Segoe UI Symbol" w:hAnsi="Segoe UI Symbol" w:cs="Segoe UI Symbol"/>
-          <w:sz w:val="22"/>
-          <w:szCs w:val="22"/>
+          <w:sz w:val="15"/>
+          <w:szCs w:val="15"/>
         </w:rPr>
         <w:t>⁠</w:t>
       </w:r>
       <w:r>
         <w:rPr>
-          <w:sz w:val="22"/>
-          <w:szCs w:val="22"/>
+          <w:sz w:val="15"/>
+          <w:szCs w:val="15"/>
         </w:rPr>
         <w:t xml:space="preserve">  </w:t>
       </w:r>
       <w:r>
         <w:rPr>
           <w:rFonts w:ascii="Segoe UI Symbol" w:hAnsi="Segoe UI Symbol" w:cs="Segoe UI Symbol"/>
-          <w:sz w:val="22"/>
-          <w:szCs w:val="22"/>
+          <w:sz w:val="15"/>
+          <w:szCs w:val="15"/>
         </w:rPr>
         <w:t>⁠</w:t>
       </w:r>
       <w:r>
         <w:rPr>
-          <w:sz w:val="22"/>
-          <w:szCs w:val="22"/>
+          <w:sz w:val="15"/>
+          <w:szCs w:val="15"/>
         </w:rPr>
         <w:t>Dar seguimiento a sus consultas, quejas y/o sugerencias y permitir una comunicación eficaz y dar mayor agilidad a sus solicitudes de servicios.</w:t>
       </w:r>
@@ -559,45 +673,44 @@
       <w:pPr>
         <w:jc w:val="both"/>
         <w:rPr>
-          <w:sz w:val="22"/>
-          <w:szCs w:val="22"/>
-        </w:rPr>
-      </w:pPr>
-      <w:r>
-        <w:rPr>
-          <w:sz w:val="22"/>
-          <w:szCs w:val="22"/>
-        </w:rPr>
-        <w:lastRenderedPageBreak/>
+          <w:sz w:val="15"/>
+          <w:szCs w:val="15"/>
+        </w:rPr>
+      </w:pPr>
+      <w:r>
+        <w:rPr>
+          <w:sz w:val="15"/>
+          <w:szCs w:val="15"/>
+        </w:rPr>
         <w:t>•</w:t>
       </w:r>
       <w:r>
         <w:rPr>
           <w:rFonts w:ascii="Segoe UI Symbol" w:hAnsi="Segoe UI Symbol" w:cs="Segoe UI Symbol"/>
-          <w:sz w:val="22"/>
-          <w:szCs w:val="22"/>
+          <w:sz w:val="15"/>
+          <w:szCs w:val="15"/>
         </w:rPr>
         <w:t>⁠</w:t>
       </w:r>
       <w:r>
         <w:rPr>
-          <w:sz w:val="22"/>
-          <w:szCs w:val="22"/>
+          <w:sz w:val="15"/>
+          <w:szCs w:val="15"/>
         </w:rPr>
         <w:t xml:space="preserve">  </w:t>
       </w:r>
       <w:r>
         <w:rPr>
           <w:rFonts w:ascii="Segoe UI Symbol" w:hAnsi="Segoe UI Symbol" w:cs="Segoe UI Symbol"/>
-          <w:sz w:val="22"/>
-          <w:szCs w:val="22"/>
+          <w:sz w:val="15"/>
+          <w:szCs w:val="15"/>
         </w:rPr>
         <w:t>⁠</w:t>
       </w:r>
       <w:r>
         <w:rPr>
-          <w:sz w:val="22"/>
-          <w:szCs w:val="22"/>
+          <w:sz w:val="15"/>
+          <w:szCs w:val="15"/>
         </w:rPr>
         <w:t xml:space="preserve">Cumplir con requerimientos de entes o autoridades gubernamentales o en cumplimiento de leyes o normas nacionales e internacionales </w:t>
       </w:r>
@@ -606,44 +719,44 @@
       <w:pPr>
         <w:jc w:val="both"/>
         <w:rPr>
-          <w:sz w:val="22"/>
-          <w:szCs w:val="22"/>
-        </w:rPr>
-      </w:pPr>
-      <w:r>
-        <w:rPr>
-          <w:sz w:val="22"/>
-          <w:szCs w:val="22"/>
+          <w:sz w:val="15"/>
+          <w:szCs w:val="15"/>
+        </w:rPr>
+      </w:pPr>
+      <w:r>
+        <w:rPr>
+          <w:sz w:val="15"/>
+          <w:szCs w:val="15"/>
         </w:rPr>
         <w:t>•</w:t>
       </w:r>
       <w:r>
         <w:rPr>
           <w:rFonts w:ascii="Segoe UI Symbol" w:hAnsi="Segoe UI Symbol" w:cs="Segoe UI Symbol"/>
-          <w:sz w:val="22"/>
-          <w:szCs w:val="22"/>
+          <w:sz w:val="15"/>
+          <w:szCs w:val="15"/>
         </w:rPr>
         <w:t>⁠</w:t>
       </w:r>
       <w:r>
         <w:rPr>
-          <w:sz w:val="22"/>
-          <w:szCs w:val="22"/>
+          <w:sz w:val="15"/>
+          <w:szCs w:val="15"/>
         </w:rPr>
         <w:t xml:space="preserve">  </w:t>
       </w:r>
       <w:r>
         <w:rPr>
           <w:rFonts w:ascii="Segoe UI Symbol" w:hAnsi="Segoe UI Symbol" w:cs="Segoe UI Symbol"/>
-          <w:sz w:val="22"/>
-          <w:szCs w:val="22"/>
+          <w:sz w:val="15"/>
+          <w:szCs w:val="15"/>
         </w:rPr>
         <w:t>⁠</w:t>
       </w:r>
       <w:r>
         <w:rPr>
-          <w:sz w:val="22"/>
-          <w:szCs w:val="22"/>
+          <w:sz w:val="15"/>
+          <w:szCs w:val="15"/>
         </w:rPr>
         <w:t>Atención de Solicitudes de Derechos “ARCOP</w:t>
       </w:r>
@@ -652,44 +765,44 @@
       <w:pPr>
         <w:jc w:val="both"/>
         <w:rPr>
-          <w:sz w:val="22"/>
-          <w:szCs w:val="22"/>
-        </w:rPr>
-      </w:pPr>
-      <w:r>
-        <w:rPr>
-          <w:sz w:val="22"/>
-          <w:szCs w:val="22"/>
+          <w:sz w:val="15"/>
+          <w:szCs w:val="15"/>
+        </w:rPr>
+      </w:pPr>
+      <w:r>
+        <w:rPr>
+          <w:sz w:val="15"/>
+          <w:szCs w:val="15"/>
         </w:rPr>
         <w:t>•</w:t>
       </w:r>
       <w:r>
         <w:rPr>
           <w:rFonts w:ascii="Segoe UI Symbol" w:hAnsi="Segoe UI Symbol" w:cs="Segoe UI Symbol"/>
-          <w:sz w:val="22"/>
-          <w:szCs w:val="22"/>
+          <w:sz w:val="15"/>
+          <w:szCs w:val="15"/>
         </w:rPr>
         <w:t>⁠</w:t>
       </w:r>
       <w:r>
         <w:rPr>
-          <w:sz w:val="22"/>
-          <w:szCs w:val="22"/>
+          <w:sz w:val="15"/>
+          <w:szCs w:val="15"/>
         </w:rPr>
         <w:t xml:space="preserve">  </w:t>
       </w:r>
       <w:r>
         <w:rPr>
           <w:rFonts w:ascii="Segoe UI Symbol" w:hAnsi="Segoe UI Symbol" w:cs="Segoe UI Symbol"/>
-          <w:sz w:val="22"/>
-          <w:szCs w:val="22"/>
+          <w:sz w:val="15"/>
+          <w:szCs w:val="15"/>
         </w:rPr>
         <w:t>⁠</w:t>
       </w:r>
       <w:r>
         <w:rPr>
-          <w:sz w:val="22"/>
-          <w:szCs w:val="22"/>
+          <w:sz w:val="15"/>
+          <w:szCs w:val="15"/>
         </w:rPr>
         <w:t>Videovigilancia a efecto de mantener la seguridad de empleados, visitantes, clientes, proveedores, así como cualquier persona que ingrese a nuestras instalaciones. Enviar información de nuestros productos y servicios</w:t>
       </w:r>
@@ -698,23 +811,14 @@
       <w:pPr>
         <w:jc w:val="both"/>
         <w:rPr>
-          <w:sz w:val="22"/>
-          <w:szCs w:val="22"/>
-        </w:rPr>
-      </w:pPr>
-    </w:p>
-    <w:p>
-      <w:pPr>
-        <w:jc w:val="both"/>
-        <w:rPr>
-          <w:sz w:val="22"/>
-          <w:szCs w:val="22"/>
-        </w:rPr>
-      </w:pPr>
-      <w:r>
-        <w:rPr>
-          <w:sz w:val="22"/>
-          <w:szCs w:val="22"/>
+          <w:sz w:val="15"/>
+          <w:szCs w:val="15"/>
+        </w:rPr>
+      </w:pPr>
+      <w:r>
+        <w:rPr>
+          <w:sz w:val="15"/>
+          <w:szCs w:val="15"/>
         </w:rPr>
         <w:t xml:space="preserve">Si desea conocer nuestro aviso de privacidad integral lo puede consultar en nuestra página de internet </w:t>
       </w:r>
@@ -722,264 +826,19 @@
         <w:r>
           <w:rPr>
             <w:rStyle w:val="Hyperlink"/>
-            <w:sz w:val="22"/>
-            <w:szCs w:val="22"/>
+            <w:sz w:val="15"/>
+            <w:szCs w:val="15"/>
           </w:rPr>
           <w:t>https://viajesflorami.com/</w:t>
         </w:r>
       </w:hyperlink>
       <w:r>
         <w:rPr>
-          <w:sz w:val="22"/>
-          <w:szCs w:val="22"/>
+          <w:sz w:val="15"/>
+          <w:szCs w:val="15"/>
         </w:rPr>
         <w:t xml:space="preserve"> </w:t>
       </w:r>
-    </w:p>
-    <w:p>
-      <w:pPr>
-        <w:jc w:val="both"/>
-        <w:rPr>
-          <w:sz w:val="22"/>
-          <w:szCs w:val="22"/>
-        </w:rPr>
-      </w:pPr>
-    </w:p>
-    <w:p>
-      <w:pPr>
-        <w:jc w:val="both"/>
-        <w:rPr>
-          <w:b/>
-          <w:bCs/>
-          <w:sz w:val="22"/>
-          <w:szCs w:val="22"/>
-        </w:rPr>
-      </w:pPr>
-      <w:r>
-        <w:rPr>
-          <w:b/>
-          <w:bCs/>
-          <w:sz w:val="22"/>
-          <w:szCs w:val="22"/>
-        </w:rPr>
-        <w:t xml:space="preserve">Términos y Condiciones </w:t>
-      </w:r>
-    </w:p>
-    <w:p>
-      <w:pPr>
-        <w:jc w:val="both"/>
-        <w:rPr>
-          <w:sz w:val="22"/>
-          <w:szCs w:val="22"/>
-        </w:rPr>
-      </w:pPr>
-      <w:r>
-        <w:rPr>
-          <w:sz w:val="22"/>
-          <w:szCs w:val="22"/>
-        </w:rPr>
-        <w:t xml:space="preserve">Agencia de Viajes FLORAMI no se hace responsable ni reembolsa la cantidad total de su vuelo por cancelación o quiebra de las líneas aéreas. </w:t>
-      </w:r>
-    </w:p>
-    <w:p>
-      <w:pPr>
-        <w:jc w:val="both"/>
-        <w:rPr>
-          <w:sz w:val="22"/>
-          <w:szCs w:val="22"/>
-        </w:rPr>
-      </w:pPr>
-      <w:r>
-        <w:rPr>
-          <w:sz w:val="22"/>
-          <w:szCs w:val="22"/>
-        </w:rPr>
-        <w:t xml:space="preserve">Agencia de Viajes FLORAMI no se hace responsable por la pérdida de equipaje. El cliente deberá resolver el problema directamente con la aerolínea correspondiente. </w:t>
-      </w:r>
-    </w:p>
-    <w:p>
-      <w:pPr>
-        <w:jc w:val="both"/>
-        <w:rPr>
-          <w:sz w:val="22"/>
-          <w:szCs w:val="22"/>
-        </w:rPr>
-      </w:pPr>
-      <w:r>
-        <w:rPr>
-          <w:sz w:val="22"/>
-          <w:szCs w:val="22"/>
-        </w:rPr>
-        <w:t xml:space="preserve">Cuando se realicen viajes personalizados o a la medida con destino a Europa, Canadá, Sudamérica o una Luna de Miel podrá contar con la asistencia de la ejecutiva de ventas quien lo asesoro 24/7 para cualquier duda o inconveniente. </w:t>
-      </w:r>
-    </w:p>
-    <w:p>
-      <w:pPr>
-        <w:jc w:val="both"/>
-        <w:rPr>
-          <w:sz w:val="22"/>
-          <w:szCs w:val="22"/>
-        </w:rPr>
-      </w:pPr>
-      <w:r>
-        <w:rPr>
-          <w:sz w:val="22"/>
-          <w:szCs w:val="22"/>
-        </w:rPr>
-        <w:t xml:space="preserve">Le recordamos que nosotros somos una agencia minorista por lo que trabajamos con proveedores y operadores terceros, cuando el proveedor cancele un tour en ruta aplicaran las restricciones que tenga el operador mayorista. </w:t>
-      </w:r>
-    </w:p>
-    <w:p>
-      <w:pPr>
-        <w:jc w:val="both"/>
-        <w:rPr>
-          <w:sz w:val="22"/>
-          <w:szCs w:val="22"/>
-        </w:rPr>
-      </w:pPr>
-      <w:r>
-        <w:rPr>
-          <w:sz w:val="22"/>
-          <w:szCs w:val="22"/>
-        </w:rPr>
-        <w:t xml:space="preserve">Agencia de Viajes FLORAMI no se hace responsable y no hace reembolso si el vuelo es cancelado o modificado por cuestiones climatológicas. </w:t>
-      </w:r>
-    </w:p>
-    <w:p>
-      <w:pPr>
-        <w:jc w:val="both"/>
-        <w:rPr>
-          <w:sz w:val="22"/>
-          <w:szCs w:val="22"/>
-        </w:rPr>
-      </w:pPr>
-      <w:r>
-        <w:rPr>
-          <w:sz w:val="22"/>
-          <w:szCs w:val="22"/>
-        </w:rPr>
-        <w:t xml:space="preserve">Agencia de Viajes FLORAMI no hace reservaciones de boletos de avión por lo cual para bloquear su viaje se requiere el pago total de sus vuelos. </w:t>
-      </w:r>
-    </w:p>
-    <w:p>
-      <w:pPr>
-        <w:jc w:val="both"/>
-        <w:rPr>
-          <w:sz w:val="22"/>
-          <w:szCs w:val="22"/>
-        </w:rPr>
-      </w:pPr>
-      <w:r>
-        <w:rPr>
-          <w:sz w:val="22"/>
-          <w:szCs w:val="22"/>
-        </w:rPr>
-        <w:t xml:space="preserve">La asignación de asientos tiene un costo extra, este depende de cada aerolínea y el cliente deberá pagarlo al comprar su boleto de avión. </w:t>
-      </w:r>
-    </w:p>
-    <w:p>
-      <w:pPr>
-        <w:jc w:val="both"/>
-        <w:rPr>
-          <w:sz w:val="22"/>
-          <w:szCs w:val="22"/>
-        </w:rPr>
-      </w:pPr>
-      <w:r>
-        <w:rPr>
-          <w:sz w:val="22"/>
-          <w:szCs w:val="22"/>
-        </w:rPr>
-        <w:t xml:space="preserve">Si se contrata un servicio privado de traslado Agencia de Viajes FLORAMI no se hace responsable si el conductor cancela el viaje a última hora. Se aplicarán las restricciones del proveedor correspondiente. </w:t>
-      </w:r>
-    </w:p>
-    <w:p>
-      <w:pPr>
-        <w:jc w:val="both"/>
-        <w:rPr>
-          <w:sz w:val="22"/>
-          <w:szCs w:val="22"/>
-        </w:rPr>
-      </w:pPr>
-      <w:r>
-        <w:rPr>
-          <w:sz w:val="22"/>
-          <w:szCs w:val="22"/>
-        </w:rPr>
-        <w:t xml:space="preserve">Si el cliente desea cancelar su viaje por cuenta propia Agencia de Viajes FLORAMI no reembolsa dicho deposito y anticipo del viaje. </w:t>
-      </w:r>
-    </w:p>
-    <w:p>
-      <w:pPr>
-        <w:jc w:val="both"/>
-        <w:rPr>
-          <w:sz w:val="22"/>
-          <w:szCs w:val="22"/>
-        </w:rPr>
-      </w:pPr>
-      <w:r>
-        <w:rPr>
-          <w:sz w:val="22"/>
-          <w:szCs w:val="22"/>
-        </w:rPr>
-        <w:lastRenderedPageBreak/>
-        <w:t>Las líneas aéreas se reservan el derecho de realizar cambios de itinerarios sin previo aviso así mismo como las navieras. Agencia de Viajes FLORAMI no hace reembolsos por dicha acción.</w:t>
-      </w:r>
-    </w:p>
-    <w:p>
-      <w:pPr>
-        <w:jc w:val="both"/>
-        <w:rPr>
-          <w:sz w:val="22"/>
-          <w:szCs w:val="22"/>
-        </w:rPr>
-      </w:pPr>
-      <w:r>
-        <w:rPr>
-          <w:sz w:val="22"/>
-          <w:szCs w:val="22"/>
-        </w:rPr>
-        <w:t>Le informamos que, como agencia de viajes, actuamos en calidad de intermediarios en la contratación de los servicios turísticos que usted ha adquirido, tales como vuelos, hospedaje, traslados y tours. Todos estos servicios han sido confirmados y debidamente pagados por nuestra parte ante los proveedores correspondientes.</w:t>
-      </w:r>
-    </w:p>
-    <w:p>
-      <w:pPr>
-        <w:jc w:val="both"/>
-        <w:rPr>
-          <w:sz w:val="22"/>
-          <w:szCs w:val="22"/>
-        </w:rPr>
-      </w:pPr>
-      <w:r>
-        <w:rPr>
-          <w:sz w:val="22"/>
-          <w:szCs w:val="22"/>
-        </w:rPr>
-        <w:t>Es importante considerar que cada proveedor cuenta con sus propias políticas y se reserva el derecho de realizar modificaciones de horario, cambios operativos o cancelaciones, conforme a sus términos y condiciones. En tales casos, los reembolsos o compensaciones aplicables serán gestionados directamente por dichas empresas proveedoras, conforme a lo establecido por ellas.</w:t>
-      </w:r>
-    </w:p>
-    <w:p>
-      <w:pPr>
-        <w:jc w:val="both"/>
-        <w:rPr>
-          <w:sz w:val="22"/>
-          <w:szCs w:val="22"/>
-        </w:rPr>
-      </w:pPr>
-      <w:r>
-        <w:rPr>
-          <w:sz w:val="22"/>
-          <w:szCs w:val="22"/>
-        </w:rPr>
-        <w:t>Como agencia, nuestro compromiso es brindar acompañamiento y apoyo ante cualquier eventualidad, pero debemos aclarar que estamos sujetos a las decisiones y políticas de los terceros prestadores de servicio. Agradecemos su comprensión y confianza.</w:t>
-      </w:r>
-    </w:p>
-    <w:p>
-      <w:pPr>
-        <w:rPr>
-          <w:lang w:val="es-ES_tradnl"/>
-        </w:rPr>
-      </w:pPr>
     </w:p>
     <w:sectPr>
       <w:headerReference w:type="even" r:id="rId7"/>

--- a/backend/templates/vuelos.docx
+++ b/backend/templates/vuelos.docx
@@ -2,18 +2,6 @@
 <file path=word/document.xml><?xml version="1.0" encoding="utf-8"?>
 <w:document xmlns:wpc="http://schemas.microsoft.com/office/word/2010/wordprocessingCanvas" xmlns:cx="http://schemas.microsoft.com/office/drawing/2014/chartex" xmlns:cx1="http://schemas.microsoft.com/office/drawing/2015/9/8/chartex" xmlns:cx2="http://schemas.microsoft.com/office/drawing/2015/10/21/chartex" xmlns:cx3="http://schemas.microsoft.com/office/drawing/2016/5/9/chartex" xmlns:cx4="http://schemas.microsoft.com/office/drawing/2016/5/10/chartex" xmlns:cx5="http://schemas.microsoft.com/office/drawing/2016/5/11/chartex" xmlns:cx6="http://schemas.microsoft.com/office/drawing/2016/5/12/chartex" xmlns:cx7="http://schemas.microsoft.com/office/drawing/2016/5/13/chartex" xmlns:cx8="http://schemas.microsoft.com/office/drawing/2016/5/14/chartex" xmlns:mc="http://schemas.openxmlformats.org/markup-compatibility/2006" xmlns:aink="http://schemas.microsoft.com/office/drawing/2016/ink" xmlns:am3d="http://schemas.microsoft.com/office/drawing/2017/model3d" xmlns:o="urn:schemas-microsoft-com:office:office" xmlns:oel="http://schemas.microsoft.com/office/2019/extlst" xmlns:r="http://schemas.openxmlformats.org/officeDocument/2006/relationships" xmlns:m="http://schemas.openxmlformats.org/officeDocument/2006/math" xmlns:v="urn:schemas-microsoft-com:vml" xmlns:wp14="http://schemas.microsoft.com/office/word/2010/wordprocessingDrawing" xmlns:wp="http://schemas.openxmlformats.org/drawingml/2006/wordprocessingDrawing" xmlns:w10="urn:schemas-microsoft-com:office:word" xmlns:w="http://schemas.openxmlformats.org/wordprocessingml/2006/main" xmlns:w14="http://schemas.microsoft.com/office/word/2010/wordml" xmlns:w15="http://schemas.microsoft.com/office/word/2012/wordml" xmlns:w16cex="http://schemas.microsoft.com/office/word/2018/wordml/cex" xmlns:w16cid="http://schemas.microsoft.com/office/word/2016/wordml/cid" xmlns:w16="http://schemas.microsoft.com/office/word/2018/wordml" xmlns:w16du="http://schemas.microsoft.com/office/word/2023/wordml/word16du" xmlns:w16sdtdh="http://schemas.microsoft.com/office/word/2020/wordml/sdtdatahash" xmlns:w16sdtfl="http://schemas.microsoft.com/office/word/2024/wordml/sdtformatlock" xmlns:w16se="http://schemas.microsoft.com/office/word/2015/wordml/symex" xmlns:wpg="http://schemas.microsoft.com/office/word/2010/wordprocessingGroup" xmlns:wpi="http://schemas.microsoft.com/office/word/2010/wordprocessingInk" xmlns:wne="http://schemas.microsoft.com/office/word/2006/wordml" xmlns:wps="http://schemas.microsoft.com/office/word/2010/wordprocessingShape" mc:Ignorable="w14 w15 w16se w16cid w16 w16cex w16sdtdh w16sdtfl w16du wp14">
   <w:body>
-    <w:p>
-      <w:pPr>
-        <w:jc w:val="center"/>
-        <w:rPr>
-          <w:b/>
-          <w:bCs/>
-          <w:sz w:val="32"/>
-          <w:szCs w:val="32"/>
-          <w:lang w:val="es-ES_tradnl"/>
-        </w:rPr>
-      </w:pPr>
-    </w:p>
     <w:p>
       <w:pPr>
         <w:jc w:val="center"/>
@@ -841,12 +829,7 @@
       </w:r>
     </w:p>
     <w:sectPr>
-      <w:headerReference w:type="even" r:id="rId7"/>
-      <w:headerReference w:type="default" r:id="rId8"/>
-      <w:footerReference w:type="even" r:id="rId9"/>
-      <w:footerReference w:type="default" r:id="rId10"/>
-      <w:headerReference w:type="first" r:id="rId11"/>
-      <w:footerReference w:type="first" r:id="rId12"/>
+      <w:headerReference w:type="default" r:id="rId7"/>
       <w:pgSz w:w="12240" w:h="15840"/>
       <w:pgMar w:top="1440" w:right="1440" w:bottom="1440" w:left="1440" w:header="708" w:footer="708" w:gutter="0"/>
       <w:cols w:space="708"/>
@@ -881,36 +864,6 @@
 </w:endnotes>
 </file>
 
-<file path=word/footer1.xml><?xml version="1.0" encoding="utf-8"?>
-<w:ftr xmlns:wpc="http://schemas.microsoft.com/office/word/2010/wordprocessingCanvas" xmlns:cx="http://schemas.microsoft.com/office/drawing/2014/chartex" xmlns:cx1="http://schemas.microsoft.com/office/drawing/2015/9/8/chartex" xmlns:cx2="http://schemas.microsoft.com/office/drawing/2015/10/21/chartex" xmlns:cx3="http://schemas.microsoft.com/office/drawing/2016/5/9/chartex" xmlns:cx4="http://schemas.microsoft.com/office/drawing/2016/5/10/chartex" xmlns:cx5="http://schemas.microsoft.com/office/drawing/2016/5/11/chartex" xmlns:cx6="http://schemas.microsoft.com/office/drawing/2016/5/12/chartex" xmlns:cx7="http://schemas.microsoft.com/office/drawing/2016/5/13/chartex" xmlns:cx8="http://schemas.microsoft.com/office/drawing/2016/5/14/chartex" xmlns:mc="http://schemas.openxmlformats.org/markup-compatibility/2006" xmlns:aink="http://schemas.microsoft.com/office/drawing/2016/ink" xmlns:am3d="http://schemas.microsoft.com/office/drawing/2017/model3d" xmlns:o="urn:schemas-microsoft-com:office:office" xmlns:oel="http://schemas.microsoft.com/office/2019/extlst" xmlns:r="http://schemas.openxmlformats.org/officeDocument/2006/relationships" xmlns:m="http://schemas.openxmlformats.org/officeDocument/2006/math" xmlns:v="urn:schemas-microsoft-com:vml" xmlns:wp14="http://schemas.microsoft.com/office/word/2010/wordprocessingDrawing" xmlns:wp="http://schemas.openxmlformats.org/drawingml/2006/wordprocessingDrawing" xmlns:w10="urn:schemas-microsoft-com:office:word" xmlns:w="http://schemas.openxmlformats.org/wordprocessingml/2006/main" xmlns:w14="http://schemas.microsoft.com/office/word/2010/wordml" xmlns:w15="http://schemas.microsoft.com/office/word/2012/wordml" xmlns:w16cex="http://schemas.microsoft.com/office/word/2018/wordml/cex" xmlns:w16cid="http://schemas.microsoft.com/office/word/2016/wordml/cid" xmlns:w16="http://schemas.microsoft.com/office/word/2018/wordml" xmlns:w16du="http://schemas.microsoft.com/office/word/2023/wordml/word16du" xmlns:w16sdtdh="http://schemas.microsoft.com/office/word/2020/wordml/sdtdatahash" xmlns:w16sdtfl="http://schemas.microsoft.com/office/word/2024/wordml/sdtformatlock" xmlns:w16se="http://schemas.microsoft.com/office/word/2015/wordml/symex" xmlns:wpg="http://schemas.microsoft.com/office/word/2010/wordprocessingGroup" xmlns:wpi="http://schemas.microsoft.com/office/word/2010/wordprocessingInk" xmlns:wne="http://schemas.microsoft.com/office/word/2006/wordml" xmlns:wps="http://schemas.microsoft.com/office/word/2010/wordprocessingShape" mc:Ignorable="w14 w15 w16se w16cid w16 w16cex w16sdtdh w16sdtfl w16du wp14">
-  <w:p>
-    <w:pPr>
-      <w:pStyle w:val="Footer"/>
-    </w:pPr>
-  </w:p>
-</w:ftr>
-</file>
-
-<file path=word/footer2.xml><?xml version="1.0" encoding="utf-8"?>
-<w:ftr xmlns:wpc="http://schemas.microsoft.com/office/word/2010/wordprocessingCanvas" xmlns:cx="http://schemas.microsoft.com/office/drawing/2014/chartex" xmlns:cx1="http://schemas.microsoft.com/office/drawing/2015/9/8/chartex" xmlns:cx2="http://schemas.microsoft.com/office/drawing/2015/10/21/chartex" xmlns:cx3="http://schemas.microsoft.com/office/drawing/2016/5/9/chartex" xmlns:cx4="http://schemas.microsoft.com/office/drawing/2016/5/10/chartex" xmlns:cx5="http://schemas.microsoft.com/office/drawing/2016/5/11/chartex" xmlns:cx6="http://schemas.microsoft.com/office/drawing/2016/5/12/chartex" xmlns:cx7="http://schemas.microsoft.com/office/drawing/2016/5/13/chartex" xmlns:cx8="http://schemas.microsoft.com/office/drawing/2016/5/14/chartex" xmlns:mc="http://schemas.openxmlformats.org/markup-compatibility/2006" xmlns:aink="http://schemas.microsoft.com/office/drawing/2016/ink" xmlns:am3d="http://schemas.microsoft.com/office/drawing/2017/model3d" xmlns:o="urn:schemas-microsoft-com:office:office" xmlns:oel="http://schemas.microsoft.com/office/2019/extlst" xmlns:r="http://schemas.openxmlformats.org/officeDocument/2006/relationships" xmlns:m="http://schemas.openxmlformats.org/officeDocument/2006/math" xmlns:v="urn:schemas-microsoft-com:vml" xmlns:wp14="http://schemas.microsoft.com/office/word/2010/wordprocessingDrawing" xmlns:wp="http://schemas.openxmlformats.org/drawingml/2006/wordprocessingDrawing" xmlns:w10="urn:schemas-microsoft-com:office:word" xmlns:w="http://schemas.openxmlformats.org/wordprocessingml/2006/main" xmlns:w14="http://schemas.microsoft.com/office/word/2010/wordml" xmlns:w15="http://schemas.microsoft.com/office/word/2012/wordml" xmlns:w16cex="http://schemas.microsoft.com/office/word/2018/wordml/cex" xmlns:w16cid="http://schemas.microsoft.com/office/word/2016/wordml/cid" xmlns:w16="http://schemas.microsoft.com/office/word/2018/wordml" xmlns:w16du="http://schemas.microsoft.com/office/word/2023/wordml/word16du" xmlns:w16sdtdh="http://schemas.microsoft.com/office/word/2020/wordml/sdtdatahash" xmlns:w16sdtfl="http://schemas.microsoft.com/office/word/2024/wordml/sdtformatlock" xmlns:w16se="http://schemas.microsoft.com/office/word/2015/wordml/symex" xmlns:wpg="http://schemas.microsoft.com/office/word/2010/wordprocessingGroup" xmlns:wpi="http://schemas.microsoft.com/office/word/2010/wordprocessingInk" xmlns:wne="http://schemas.microsoft.com/office/word/2006/wordml" xmlns:wps="http://schemas.microsoft.com/office/word/2010/wordprocessingShape" mc:Ignorable="w14 w15 w16se w16cid w16 w16cex w16sdtdh w16sdtfl w16du wp14">
-  <w:p>
-    <w:pPr>
-      <w:pStyle w:val="Footer"/>
-    </w:pPr>
-  </w:p>
-</w:ftr>
-</file>
-
-<file path=word/footer3.xml><?xml version="1.0" encoding="utf-8"?>
-<w:ftr xmlns:wpc="http://schemas.microsoft.com/office/word/2010/wordprocessingCanvas" xmlns:cx="http://schemas.microsoft.com/office/drawing/2014/chartex" xmlns:cx1="http://schemas.microsoft.com/office/drawing/2015/9/8/chartex" xmlns:cx2="http://schemas.microsoft.com/office/drawing/2015/10/21/chartex" xmlns:cx3="http://schemas.microsoft.com/office/drawing/2016/5/9/chartex" xmlns:cx4="http://schemas.microsoft.com/office/drawing/2016/5/10/chartex" xmlns:cx5="http://schemas.microsoft.com/office/drawing/2016/5/11/chartex" xmlns:cx6="http://schemas.microsoft.com/office/drawing/2016/5/12/chartex" xmlns:cx7="http://schemas.microsoft.com/office/drawing/2016/5/13/chartex" xmlns:cx8="http://schemas.microsoft.com/office/drawing/2016/5/14/chartex" xmlns:mc="http://schemas.openxmlformats.org/markup-compatibility/2006" xmlns:aink="http://schemas.microsoft.com/office/drawing/2016/ink" xmlns:am3d="http://schemas.microsoft.com/office/drawing/2017/model3d" xmlns:o="urn:schemas-microsoft-com:office:office" xmlns:oel="http://schemas.microsoft.com/office/2019/extlst" xmlns:r="http://schemas.openxmlformats.org/officeDocument/2006/relationships" xmlns:m="http://schemas.openxmlformats.org/officeDocument/2006/math" xmlns:v="urn:schemas-microsoft-com:vml" xmlns:wp14="http://schemas.microsoft.com/office/word/2010/wordprocessingDrawing" xmlns:wp="http://schemas.openxmlformats.org/drawingml/2006/wordprocessingDrawing" xmlns:w10="urn:schemas-microsoft-com:office:word" xmlns:w="http://schemas.openxmlformats.org/wordprocessingml/2006/main" xmlns:w14="http://schemas.microsoft.com/office/word/2010/wordml" xmlns:w15="http://schemas.microsoft.com/office/word/2012/wordml" xmlns:w16cex="http://schemas.microsoft.com/office/word/2018/wordml/cex" xmlns:w16cid="http://schemas.microsoft.com/office/word/2016/wordml/cid" xmlns:w16="http://schemas.microsoft.com/office/word/2018/wordml" xmlns:w16du="http://schemas.microsoft.com/office/word/2023/wordml/word16du" xmlns:w16sdtdh="http://schemas.microsoft.com/office/word/2020/wordml/sdtdatahash" xmlns:w16sdtfl="http://schemas.microsoft.com/office/word/2024/wordml/sdtformatlock" xmlns:w16se="http://schemas.microsoft.com/office/word/2015/wordml/symex" xmlns:wpg="http://schemas.microsoft.com/office/word/2010/wordprocessingGroup" xmlns:wpi="http://schemas.microsoft.com/office/word/2010/wordprocessingInk" xmlns:wne="http://schemas.microsoft.com/office/word/2006/wordml" xmlns:wps="http://schemas.microsoft.com/office/word/2010/wordprocessingShape" mc:Ignorable="w14 w15 w16se w16cid w16 w16cex w16sdtdh w16sdtfl w16du wp14">
-  <w:p>
-    <w:pPr>
-      <w:pStyle w:val="Footer"/>
-    </w:pPr>
-  </w:p>
-</w:ftr>
-</file>
-
 <file path=word/footnotes.xml><?xml version="1.0" encoding="utf-8"?>
 <w:footnotes xmlns:wpc="http://schemas.microsoft.com/office/word/2010/wordprocessingCanvas" xmlns:cx="http://schemas.microsoft.com/office/drawing/2014/chartex" xmlns:cx1="http://schemas.microsoft.com/office/drawing/2015/9/8/chartex" xmlns:cx2="http://schemas.microsoft.com/office/drawing/2015/10/21/chartex" xmlns:cx3="http://schemas.microsoft.com/office/drawing/2016/5/9/chartex" xmlns:cx4="http://schemas.microsoft.com/office/drawing/2016/5/10/chartex" xmlns:cx5="http://schemas.microsoft.com/office/drawing/2016/5/11/chartex" xmlns:cx6="http://schemas.microsoft.com/office/drawing/2016/5/12/chartex" xmlns:cx7="http://schemas.microsoft.com/office/drawing/2016/5/13/chartex" xmlns:cx8="http://schemas.microsoft.com/office/drawing/2016/5/14/chartex" xmlns:mc="http://schemas.openxmlformats.org/markup-compatibility/2006" xmlns:aink="http://schemas.microsoft.com/office/drawing/2016/ink" xmlns:am3d="http://schemas.microsoft.com/office/drawing/2017/model3d" xmlns:o="urn:schemas-microsoft-com:office:office" xmlns:oel="http://schemas.microsoft.com/office/2019/extlst" xmlns:r="http://schemas.openxmlformats.org/officeDocument/2006/relationships" xmlns:m="http://schemas.openxmlformats.org/officeDocument/2006/math" xmlns:v="urn:schemas-microsoft-com:vml" xmlns:wp14="http://schemas.microsoft.com/office/word/2010/wordprocessingDrawing" xmlns:wp="http://schemas.openxmlformats.org/drawingml/2006/wordprocessingDrawing" xmlns:w10="urn:schemas-microsoft-com:office:word" xmlns:w="http://schemas.openxmlformats.org/wordprocessingml/2006/main" xmlns:w14="http://schemas.microsoft.com/office/word/2010/wordml" xmlns:w15="http://schemas.microsoft.com/office/word/2012/wordml" xmlns:w16cex="http://schemas.microsoft.com/office/word/2018/wordml/cex" xmlns:w16cid="http://schemas.microsoft.com/office/word/2016/wordml/cid" xmlns:w16="http://schemas.microsoft.com/office/word/2018/wordml" xmlns:w16du="http://schemas.microsoft.com/office/word/2023/wordml/word16du" xmlns:w16sdtdh="http://schemas.microsoft.com/office/word/2020/wordml/sdtdatahash" xmlns:w16sdtfl="http://schemas.microsoft.com/office/word/2024/wordml/sdtformatlock" xmlns:w16se="http://schemas.microsoft.com/office/word/2015/wordml/symex" xmlns:wpg="http://schemas.microsoft.com/office/word/2010/wordprocessingGroup" xmlns:wpi="http://schemas.microsoft.com/office/word/2010/wordprocessingInk" xmlns:wne="http://schemas.microsoft.com/office/word/2006/wordml" xmlns:wps="http://schemas.microsoft.com/office/word/2010/wordprocessingShape" mc:Ignorable="w14 w15 w16se w16cid w16 w16cex w16sdtdh w16sdtfl w16du wp14">
   <w:footnote w:type="separator" w:id="-1">
@@ -942,31 +895,21 @@
     <w:pPr>
       <w:pStyle w:val="Header"/>
     </w:pPr>
-  </w:p>
-</w:hdr>
-</file>
-
-<file path=word/header2.xml><?xml version="1.0" encoding="utf-8"?>
-<w:hdr xmlns:wpc="http://schemas.microsoft.com/office/word/2010/wordprocessingCanvas" xmlns:cx="http://schemas.microsoft.com/office/drawing/2014/chartex" xmlns:cx1="http://schemas.microsoft.com/office/drawing/2015/9/8/chartex" xmlns:cx2="http://schemas.microsoft.com/office/drawing/2015/10/21/chartex" xmlns:cx3="http://schemas.microsoft.com/office/drawing/2016/5/9/chartex" xmlns:cx4="http://schemas.microsoft.com/office/drawing/2016/5/10/chartex" xmlns:cx5="http://schemas.microsoft.com/office/drawing/2016/5/11/chartex" xmlns:cx6="http://schemas.microsoft.com/office/drawing/2016/5/12/chartex" xmlns:cx7="http://schemas.microsoft.com/office/drawing/2016/5/13/chartex" xmlns:cx8="http://schemas.microsoft.com/office/drawing/2016/5/14/chartex" xmlns:mc="http://schemas.openxmlformats.org/markup-compatibility/2006" xmlns:aink="http://schemas.microsoft.com/office/drawing/2016/ink" xmlns:am3d="http://schemas.microsoft.com/office/drawing/2017/model3d" xmlns:o="urn:schemas-microsoft-com:office:office" xmlns:oel="http://schemas.microsoft.com/office/2019/extlst" xmlns:r="http://schemas.openxmlformats.org/officeDocument/2006/relationships" xmlns:m="http://schemas.openxmlformats.org/officeDocument/2006/math" xmlns:v="urn:schemas-microsoft-com:vml" xmlns:wp14="http://schemas.microsoft.com/office/word/2010/wordprocessingDrawing" xmlns:wp="http://schemas.openxmlformats.org/drawingml/2006/wordprocessingDrawing" xmlns:w10="urn:schemas-microsoft-com:office:word" xmlns:w="http://schemas.openxmlformats.org/wordprocessingml/2006/main" xmlns:w14="http://schemas.microsoft.com/office/word/2010/wordml" xmlns:w15="http://schemas.microsoft.com/office/word/2012/wordml" xmlns:w16cex="http://schemas.microsoft.com/office/word/2018/wordml/cex" xmlns:w16cid="http://schemas.microsoft.com/office/word/2016/wordml/cid" xmlns:w16="http://schemas.microsoft.com/office/word/2018/wordml" xmlns:w16du="http://schemas.microsoft.com/office/word/2023/wordml/word16du" xmlns:w16sdtdh="http://schemas.microsoft.com/office/word/2020/wordml/sdtdatahash" xmlns:w16sdtfl="http://schemas.microsoft.com/office/word/2024/wordml/sdtformatlock" xmlns:w16se="http://schemas.microsoft.com/office/word/2015/wordml/symex" xmlns:wpg="http://schemas.microsoft.com/office/word/2010/wordprocessingGroup" xmlns:wpi="http://schemas.microsoft.com/office/word/2010/wordprocessingInk" xmlns:wne="http://schemas.microsoft.com/office/word/2006/wordml" xmlns:wps="http://schemas.microsoft.com/office/word/2010/wordprocessingShape" mc:Ignorable="w14 w15 w16se w16cid w16 w16cex w16sdtdh w16sdtfl w16du wp14">
-  <w:p>
-    <w:pPr>
-      <w:pStyle w:val="Header"/>
-    </w:pPr>
     <w:r>
       <w:rPr>
         <w:noProof/>
       </w:rPr>
       <w:drawing>
-        <wp:anchor distT="0" distB="0" distL="114300" distR="114300" simplePos="0" relativeHeight="251659264" behindDoc="0" locked="0" layoutInCell="1" allowOverlap="1" wp14:anchorId="0B8D48BA" wp14:editId="284A7A57">
+        <wp:anchor distT="0" distB="0" distL="114300" distR="114300" simplePos="0" relativeHeight="251659264" behindDoc="1" locked="0" layoutInCell="1" allowOverlap="1" wp14:anchorId="0B8D48BA" wp14:editId="7E4E265C">
           <wp:simplePos x="0" y="0"/>
           <wp:positionH relativeFrom="column">
-            <wp:posOffset>-913996</wp:posOffset>
+            <wp:posOffset>-894946</wp:posOffset>
           </wp:positionH>
           <wp:positionV relativeFrom="paragraph">
-            <wp:posOffset>-452986</wp:posOffset>
+            <wp:posOffset>-439593</wp:posOffset>
           </wp:positionV>
           <wp:extent cx="7772400" cy="10054718"/>
-          <wp:effectExtent l="0" t="0" r="0" b="0"/>
+          <wp:effectExtent l="0" t="0" r="0" b="3810"/>
           <wp:wrapNone/>
           <wp:docPr id="7277" name="Picture 1"/>
           <wp:cNvGraphicFramePr/>
@@ -999,17 +942,12 @@
       </w:drawing>
     </w:r>
   </w:p>
-  <w:p/>
-</w:hdr>
-</file>
-
-<file path=word/header3.xml><?xml version="1.0" encoding="utf-8"?>
-<w:hdr xmlns:wpc="http://schemas.microsoft.com/office/word/2010/wordprocessingCanvas" xmlns:cx="http://schemas.microsoft.com/office/drawing/2014/chartex" xmlns:cx1="http://schemas.microsoft.com/office/drawing/2015/9/8/chartex" xmlns:cx2="http://schemas.microsoft.com/office/drawing/2015/10/21/chartex" xmlns:cx3="http://schemas.microsoft.com/office/drawing/2016/5/9/chartex" xmlns:cx4="http://schemas.microsoft.com/office/drawing/2016/5/10/chartex" xmlns:cx5="http://schemas.microsoft.com/office/drawing/2016/5/11/chartex" xmlns:cx6="http://schemas.microsoft.com/office/drawing/2016/5/12/chartex" xmlns:cx7="http://schemas.microsoft.com/office/drawing/2016/5/13/chartex" xmlns:cx8="http://schemas.microsoft.com/office/drawing/2016/5/14/chartex" xmlns:mc="http://schemas.openxmlformats.org/markup-compatibility/2006" xmlns:aink="http://schemas.microsoft.com/office/drawing/2016/ink" xmlns:am3d="http://schemas.microsoft.com/office/drawing/2017/model3d" xmlns:o="urn:schemas-microsoft-com:office:office" xmlns:oel="http://schemas.microsoft.com/office/2019/extlst" xmlns:r="http://schemas.openxmlformats.org/officeDocument/2006/relationships" xmlns:m="http://schemas.openxmlformats.org/officeDocument/2006/math" xmlns:v="urn:schemas-microsoft-com:vml" xmlns:wp14="http://schemas.microsoft.com/office/word/2010/wordprocessingDrawing" xmlns:wp="http://schemas.openxmlformats.org/drawingml/2006/wordprocessingDrawing" xmlns:w10="urn:schemas-microsoft-com:office:word" xmlns:w="http://schemas.openxmlformats.org/wordprocessingml/2006/main" xmlns:w14="http://schemas.microsoft.com/office/word/2010/wordml" xmlns:w15="http://schemas.microsoft.com/office/word/2012/wordml" xmlns:w16cex="http://schemas.microsoft.com/office/word/2018/wordml/cex" xmlns:w16cid="http://schemas.microsoft.com/office/word/2016/wordml/cid" xmlns:w16="http://schemas.microsoft.com/office/word/2018/wordml" xmlns:w16du="http://schemas.microsoft.com/office/word/2023/wordml/word16du" xmlns:w16sdtdh="http://schemas.microsoft.com/office/word/2020/wordml/sdtdatahash" xmlns:w16sdtfl="http://schemas.microsoft.com/office/word/2024/wordml/sdtformatlock" xmlns:w16se="http://schemas.microsoft.com/office/word/2015/wordml/symex" xmlns:wpg="http://schemas.microsoft.com/office/word/2010/wordprocessingGroup" xmlns:wpi="http://schemas.microsoft.com/office/word/2010/wordprocessingInk" xmlns:wne="http://schemas.microsoft.com/office/word/2006/wordml" xmlns:wps="http://schemas.microsoft.com/office/word/2010/wordprocessingShape" mc:Ignorable="w14 w15 w16se w16cid w16 w16cex w16sdtdh w16sdtfl w16du wp14">
   <w:p>
     <w:pPr>
       <w:pStyle w:val="Header"/>
     </w:pPr>
   </w:p>
+  <w:p/>
 </w:hdr>
 </file>
 
